--- a/tests/demo_reexport.docx
+++ b/tests/demo_reexport.docx
@@ -45,12 +45,12 @@
         <w:t xml:space="preserve">看天，很多人会问：</w:t>
       </w:r>
       <w:commentRangeStart w:id="11"/>
-      <w:del w:id="17" w:author="ReSTAgent" w:date="2026-10-18T12:24:09Z">
+      <w:del w:id="17" w:author="ReSTAgent" w:date="2026-10-18T12:47:09Z">
         <w:r>
           <w:delText xml:space="preserve">"为什么天空是蓝色的？"</w:delText>
         </w:r>
       </w:del>
-      <w:ins w:id="18" w:author="ReSTAgent" w:date="2026-10-18T12:24:09Z">
+      <w:ins w:id="18" w:author="ReSTAgent" w:date="2026-10-18T12:47:09Z">
         <w:r>
           <w:t xml:space="preserve">“为什么天空是蓝色的？”</w:t>
         </w:r>
@@ -71,12 +71,12 @@
         <w:t xml:space="preserve">首</w:t>
       </w:r>
       <w:commentRangeStart w:id="12"/>
-      <w:del w:id="19" w:author="ReSTAgent" w:date="2026-10-18T12:24:09Z">
+      <w:del w:id="19" w:author="ReSTAgent" w:date="2026-10-18T12:47:09Z">
         <w:r>
           <w:delText xml:space="preserve">先，</w:delText>
         </w:r>
       </w:del>
-      <w:ins w:id="20" w:author="ReSTAgent" w:date="2026-10-18T12:24:09Z">
+      <w:ins w:id="20" w:author="ReSTAgent" w:date="2026-10-18T12:47:09Z">
         <w:r>
           <w:t xml:space="preserve">改写</w:t>
         </w:r>
@@ -92,12 +92,12 @@
         <w:t xml:space="preserve">太阳光本身并不是单一颜色的光，而是包含各种波长的连续光谱</w:t>
       </w:r>
       <w:commentRangeStart w:id="10"/>
-      <w:del w:id="15" w:author="ReSTAgent" w:date="2026-10-18T12:24:09Z">
+      <w:del w:id="15" w:author="ReSTAgent" w:date="2026-10-18T12:47:09Z">
         <w:r>
           <w:delText xml:space="preserve">,</w:delText>
         </w:r>
       </w:del>
-      <w:ins w:id="16" w:author="ReSTAgent" w:date="2026-10-18T12:24:09Z">
+      <w:ins w:id="16" w:author="ReSTAgent" w:date="2026-10-18T12:47:09Z">
         <w:r>
           <w:t xml:space="preserve">，</w:t>
         </w:r>
@@ -129,12 +129,12 @@
         <w:t xml:space="preserve">，既然紫光散射最强，为什么我们看到的不是紫色天空呢？原因有两方面：其一是太阳辐射中紫光的能量本来就比蓝光少；其二是人眼对紫光的敏感度较低，而对蓝光更敏感。那么，综合这两个因素，天空在我们眼中就呈现出蓝色。那么，这是否意味着傍晚的天空也应该是蓝色的呢？显然不是。那么，傍晚的光到底去了哪里？这就要引入另一个概念</w:t>
       </w:r>
       <w:commentRangeStart w:id="8"/>
-      <w:del w:id="13" w:author="ReSTAgent" w:date="2026-10-18T12:24:09Z">
+      <w:del w:id="13" w:author="ReSTAgent" w:date="2026-10-18T12:47:09Z">
         <w:r>
           <w:delText xml:space="preserve">--</w:delText>
         </w:r>
       </w:del>
-      <w:ins w:id="14" w:author="ReSTAgent" w:date="2026-10-18T12:24:09Z">
+      <w:ins w:id="14" w:author="ReSTAgent" w:date="2026-10-18T12:47:09Z">
         <w:r>
           <w:t xml:space="preserve">——</w:t>
         </w:r>
@@ -168,12 +168,12 @@
         <w:t xml:space="preserve">到这里，我们解释了天空为什么是蓝色的、夕阳为什么是红色的。但是，云为什么是白色的？云中的水滴直径通常在 10 微米到 20 微米之间</w:t>
       </w:r>
       <w:commentRangeStart w:id="7"/>
-      <w:del w:id="11" w:author="ReSTAgent" w:date="2026-10-18T12:24:09Z">
+      <w:del w:id="11" w:author="ReSTAgent" w:date="2026-10-18T12:47:09Z">
         <w:r>
           <w:delText xml:space="preserve">,</w:delText>
         </w:r>
       </w:del>
-      <w:ins w:id="12" w:author="ReSTAgent" w:date="2026-10-18T12:24:09Z">
+      <w:ins w:id="12" w:author="ReSTAgent" w:date="2026-10-18T12:47:09Z">
         <w:r>
           <w:t xml:space="preserve">，</w:t>
         </w:r>
@@ -194,12 +194,12 @@
         <w:t xml:space="preserve">值得强调的是，天空的颜色还与观测地点的高度有关。在海拔</w:t>
       </w:r>
       <w:commentRangeStart w:id="6"/>
-      <w:del w:id="9" w:author="ReSTAgent" w:date="2026-10-18T12:24:09Z">
+      <w:del w:id="9" w:author="ReSTAgent" w:date="2026-10-18T12:47:09Z">
         <w:r>
           <w:delText xml:space="preserve">３０００</w:delText>
         </w:r>
       </w:del>
-      <w:ins w:id="10" w:author="ReSTAgent" w:date="2026-10-18T12:24:09Z">
+      <w:ins w:id="10" w:author="ReSTAgent" w:date="2026-10-18T12:47:09Z">
         <w:r>
           <w:t xml:space="preserve">3000</w:t>
         </w:r>
@@ -215,7 +215,7 @@
         <w:t xml:space="preserve">米的高原，天空往往呈现出更深的蓝色，因为空气稀薄</w:t>
       </w:r>
       <w:commentRangeStart w:id="5"/>
-      <w:del w:id="8" w:author="ReSTAgent" w:date="2026-10-18T12:24:09Z">
+      <w:del w:id="8" w:author="ReSTAgent" w:date="2026-10-18T12:47:09Z">
         <w:r>
           <w:delText xml:space="preserve">、</w:delText>
         </w:r>
@@ -231,12 +231,12 @@
         <w:t xml:space="preserve">散射粒子减少。有观测记录显示，在海拔 5000 米处，天顶的亮度只有海平面的三分之一左右。此外，其</w:t>
       </w:r>
       <w:commentRangeStart w:id="4"/>
-      <w:del w:id="6" w:author="ReSTAgent" w:date="2026-10-18T12:24:09Z">
+      <w:del w:id="6" w:author="ReSTAgent" w:date="2026-10-18T12:47:09Z">
         <w:r>
           <w:delText xml:space="preserve">它</w:delText>
         </w:r>
       </w:del>
-      <w:ins w:id="7" w:author="ReSTAgent" w:date="2026-10-18T12:24:09Z">
+      <w:ins w:id="7" w:author="ReSTAgent" w:date="2026-10-18T12:47:09Z">
         <w:r>
           <w:t xml:space="preserve">他</w:t>
         </w:r>
@@ -265,12 +265,12 @@
         <w:t xml:space="preserve">最后，我们来做一个小结。天空之所以是蓝色的，是因为瑞利散射使短波光在大气中大量散射，而人眼的敏感度又进一步放大了这一效果；夕阳之所以是红色的，是因为光程变长、短波光被散射殆尽。理解了这一点，你就能明白为什么高原的天空更蓝、为什么火星的天空是粉红色——那里的尘埃让米氏散射占了上风</w:t>
       </w:r>
       <w:commentRangeStart w:id="3"/>
-      <w:del w:id="4" w:author="ReSTAgent" w:date="2026-10-18T12:24:09Z">
+      <w:del w:id="4" w:author="ReSTAgent" w:date="2026-10-18T12:47:09Z">
         <w:r>
           <w:delText xml:space="preserve">。</w:delText>
         </w:r>
       </w:del>
-      <w:ins w:id="5" w:author="ReSTAgent" w:date="2026-10-18T12:24:09Z">
+      <w:ins w:id="5" w:author="ReSTAgent" w:date="2026-10-18T12:47:09Z">
         <w:r>
           <w:t xml:space="preserve">……</w:t>
         </w:r>
@@ -283,7 +283,7 @@
         <w:commentReference w:id="3"/>
       </w:r>
       <w:commentRangeStart w:id="2"/>
-      <w:del w:id="3" w:author="ReSTAgent" w:date="2026-10-18T12:24:09Z">
+      <w:del w:id="3" w:author="ReSTAgent" w:date="2026-10-18T12:47:09Z">
         <w:r>
           <w:delText xml:space="preserve">。。</w:delText>
         </w:r>
@@ -306,12 +306,12 @@
         <w:t xml:space="preserve">（本文数据参考公开气象资料，如有出入请以原始文献为准。另外，文中的</w:t>
       </w:r>
       <w:commentRangeStart w:id="1"/>
-      <w:del w:id="1" w:author="ReSTAgent" w:date="2026-10-18T12:24:09Z">
+      <w:del w:id="1" w:author="ReSTAgent" w:date="2026-10-18T12:47:09Z">
         <w:r>
           <w:delText xml:space="preserve">"米氏散射"</w:delText>
         </w:r>
       </w:del>
-      <w:ins w:id="2" w:author="ReSTAgent" w:date="2026-10-18T12:24:09Z">
+      <w:ins w:id="2" w:author="ReSTAgent" w:date="2026-10-18T12:47:09Z">
         <w:r>
           <w:t xml:space="preserve">“米氏散射”</w:t>
         </w:r>
@@ -339,7 +339,7 @@
 
 <file path=word/comments.xml><?xml version="1.0" encoding="utf-8"?>
 <w:comments xmlns:w="http://schemas.openxmlformats.org/wordprocessingml/2006/main">
-  <w:comment w:id="1" w:author="ReSTAgent" w:initials="RA" w:date="2026-10-18T12:24:09Z">
+  <w:comment w:id="1" w:author="ReSTAgent" w:initials="RA" w:date="2026-10-18T12:47:09Z">
     <w:p>
       <w:r>
         <w:t xml:space="preserve">[must·标点] 使用了直引号（傻瓜引号），排版中禁止使用。</w:t>
@@ -356,7 +356,7 @@
       </w:r>
     </w:p>
   </w:comment>
-  <w:comment w:id="2" w:author="ReSTAgent" w:initials="RA" w:date="2026-10-18T12:24:09Z">
+  <w:comment w:id="2" w:author="ReSTAgent" w:initials="RA" w:date="2026-10-18T12:47:09Z">
     <w:p>
       <w:r>
         <w:t xml:space="preserve">[must·标点] 点号重复使用。</w:t>
@@ -373,7 +373,7 @@
       </w:r>
     </w:p>
   </w:comment>
-  <w:comment w:id="3" w:author="ReSTAgent" w:initials="RA" w:date="2026-10-18T12:24:09Z">
+  <w:comment w:id="3" w:author="ReSTAgent" w:initials="RA" w:date="2026-10-18T12:47:09Z">
     <w:p>
       <w:r>
         <w:t xml:space="preserve">[must·标点] 省略号写法不规范。</w:t>
@@ -390,7 +390,7 @@
       </w:r>
     </w:p>
   </w:comment>
-  <w:comment w:id="4" w:author="ReSTAgent" w:initials="RA" w:date="2026-10-18T12:24:09Z">
+  <w:comment w:id="4" w:author="ReSTAgent" w:initials="RA" w:date="2026-10-18T12:47:09Z">
     <w:p>
       <w:r>
         <w:t xml:space="preserve">[suggest·用词] 规范写法为「其他」。</w:t>
@@ -407,7 +407,7 @@
       </w:r>
     </w:p>
   </w:comment>
-  <w:comment w:id="5" w:author="ReSTAgent" w:initials="RA" w:date="2026-10-18T12:24:09Z">
+  <w:comment w:id="5" w:author="ReSTAgent" w:initials="RA" w:date="2026-10-18T12:47:09Z">
     <w:p>
       <w:r>
         <w:t xml:space="preserve">[should·标点] 并列成分用顿号时，“等/等等”前不加顿号。</w:t>
@@ -424,7 +424,7 @@
       </w:r>
     </w:p>
   </w:comment>
-  <w:comment w:id="6" w:author="ReSTAgent" w:initials="RA" w:date="2026-10-18T12:24:09Z">
+  <w:comment w:id="6" w:author="ReSTAgent" w:initials="RA" w:date="2026-10-18T12:47:09Z">
     <w:p>
       <w:r>
         <w:t xml:space="preserve">[should·数字与西文] 数字/字母使用了全角字符。</w:t>
@@ -441,7 +441,7 @@
       </w:r>
     </w:p>
   </w:comment>
-  <w:comment w:id="7" w:author="ReSTAgent" w:initials="RA" w:date="2026-10-18T12:24:09Z">
+  <w:comment w:id="7" w:author="ReSTAgent" w:initials="RA" w:date="2026-10-18T12:47:09Z">
     <w:p>
       <w:r>
         <w:t xml:space="preserve">[should·标点] 中文语境中使用了半角标点「,」。</w:t>
@@ -458,7 +458,7 @@
       </w:r>
     </w:p>
   </w:comment>
-  <w:comment w:id="8" w:author="ReSTAgent" w:initials="RA" w:date="2026-10-18T12:24:09Z">
+  <w:comment w:id="8" w:author="ReSTAgent" w:initials="RA" w:date="2026-10-18T12:47:09Z">
     <w:p>
       <w:r>
         <w:t xml:space="preserve">[must·标点] 破折号应为两个连用的破折号（占两字）。</w:t>
@@ -475,7 +475,7 @@
       </w:r>
     </w:p>
   </w:comment>
-  <w:comment w:id="9" w:author="ReSTAgent" w:initials="RA" w:date="2026-10-18T12:24:09Z">
+  <w:comment w:id="9" w:author="ReSTAgent" w:initials="RA" w:date="2026-10-18T12:47:09Z">
     <w:p>
       <w:r>
         <w:t xml:space="preserve">[suggest·文风] 「那么」在本段出现 4 次，行文显冗。</w:t>
@@ -492,7 +492,7 @@
       </w:r>
     </w:p>
   </w:comment>
-  <w:comment w:id="10" w:author="ReSTAgent" w:initials="RA" w:date="2026-10-18T12:24:09Z">
+  <w:comment w:id="10" w:author="ReSTAgent" w:initials="RA" w:date="2026-10-18T12:47:09Z">
     <w:p>
       <w:r>
         <w:t xml:space="preserve">[should·标点] 中文语境中使用了半角标点「,」。</w:t>
@@ -509,7 +509,7 @@
       </w:r>
     </w:p>
   </w:comment>
-  <w:comment w:id="11" w:author="ReSTAgent" w:initials="RA" w:date="2026-10-18T12:24:09Z">
+  <w:comment w:id="11" w:author="ReSTAgent" w:initials="RA" w:date="2026-10-18T12:47:09Z">
     <w:p>
       <w:r>
         <w:t xml:space="preserve">[must·标点] 使用了直引号（傻瓜引号），排版中禁止使用。</w:t>
@@ -526,14 +526,14 @@
       </w:r>
     </w:p>
   </w:comment>
-  <w:comment w:id="12" w:author="ReSTAgent" w:initials="RA" w:date="2026-10-18T12:24:09Z">
+  <w:comment w:id="12" w:author="ReSTAgent" w:initials="RA" w:date="2026-10-18T12:47:09Z">
     <w:p>
       <w:r>
         <w:t xml:space="preserve">【必改·用词】二次审读的修订</w:t>
       </w:r>
     </w:p>
   </w:comment>
-  <w:comment w:id="13" w:author="ReSTAgent" w:initials="RA" w:date="2026-10-18T12:24:09Z">
+  <w:comment w:id="13" w:author="ReSTAgent" w:initials="RA" w:date="2026-10-18T12:47:09Z">
     <w:p>
       <w:r>
         <w:t xml:space="preserve">【必改·文风】二次审读的批注</w:t>
